--- a/tests/org.obeonetwork.m2doc.tests/resources/template/withBookmarkCallAfterBookmarkRef/withBookmarkCallAfterBookmarkRef-expected-generation.docx
+++ b/tests/org.obeonetwork.m2doc.tests/resources/template/withBookmarkCallAfterBookmarkRef/withBookmarkCallAfterBookmarkRef-expected-generation.docx
@@ -48,23 +48,23 @@
         </w:rPr>
         <w:t/>
       </w:r>
-      <w:r w:rsidR="5CE9AC6E34A74B589931C16C0A61652B">
+      <w:r w:rsidR="45132FC7AE724C7E9282BE31F06F2F9D">
         <w:fldChar w:fldCharType="begin"/>
       </w:r>
-      <w:r w:rsidR="5CE9AC6E34A74B589931C16C0A61652B">
+      <w:r w:rsidR="45132FC7AE724C7E9282BE31F06F2F9D">
         <w:instrText xml:space="preserve"> REF testid \h </w:instrText>
       </w:r>
-      <w:r w:rsidR="5CE9AC6E34A74B589931C16C0A61652B">
+      <w:r w:rsidR="45132FC7AE724C7E9282BE31F06F2F9D">
         <w:fldChar w:fldCharType="separate"/>
       </w:r>
-      <w:r w:rsidR="5CE9AC6E34A74B589931C16C0A61652B">
+      <w:r w:rsidR="45132FC7AE724C7E9282BE31F06F2F9D">
         <w:rPr>
           <w:noProof/>
           <w:b w:val="on"/>
         </w:rPr>
         <w:t>testidref</w:t>
       </w:r>
-      <w:r w:rsidR="5CE9AC6E34A74B589931C16C0A61652B">
+      <w:r w:rsidR="45132FC7AE724C7E9282BE31F06F2F9D">
         <w:fldChar w:fldCharType="end"/>
       </w:r>
     </w:p>
@@ -76,14 +76,14 @@
       </w:pPr>
       <w:proofErr w:type="gramStart"/>
       <w:proofErr w:type="gramEnd"/>
-      <w:bookmarkStart w:name="testid" w:id="20037306369738855204144298197880688055"/>
+      <w:bookmarkStart w:name="testid" w:id="97767067991455023355218622308649350997"/>
       <w:r>
         <w:rPr>
           <w:lang w:val="en-US"/>
         </w:rPr>
         <w:t>test</w:t>
       </w:r>
-      <w:bookmarkEnd w:id="20037306369738855204144298197880688055"/>
+      <w:bookmarkEnd w:id="97767067991455023355218622308649350997"/>
     </w:p>
     <w:p>
       <w:pPr>

--- a/tests/org.obeonetwork.m2doc.tests/resources/template/withBookmarkCallAfterBookmarkRef/withBookmarkCallAfterBookmarkRef-expected-generation.docx
+++ b/tests/org.obeonetwork.m2doc.tests/resources/template/withBookmarkCallAfterBookmarkRef/withBookmarkCallAfterBookmarkRef-expected-generation.docx
@@ -48,23 +48,23 @@
         </w:rPr>
         <w:t/>
       </w:r>
-      <w:r w:rsidR="5CE9AC6E34A74B589931C16C0A61652B">
+      <w:r w:rsidR="039289D3CDC1BBEA5526933AA93CE179">
         <w:fldChar w:fldCharType="begin"/>
       </w:r>
-      <w:r w:rsidR="5CE9AC6E34A74B589931C16C0A61652B">
+      <w:r w:rsidR="039289D3CDC1BBEA5526933AA93CE179">
         <w:instrText xml:space="preserve"> REF testid \h </w:instrText>
       </w:r>
-      <w:r w:rsidR="5CE9AC6E34A74B589931C16C0A61652B">
+      <w:r w:rsidR="039289D3CDC1BBEA5526933AA93CE179">
         <w:fldChar w:fldCharType="separate"/>
       </w:r>
-      <w:r w:rsidR="5CE9AC6E34A74B589931C16C0A61652B">
+      <w:r w:rsidR="039289D3CDC1BBEA5526933AA93CE179">
         <w:rPr>
           <w:noProof/>
           <w:b w:val="on"/>
         </w:rPr>
         <w:t>testidref</w:t>
       </w:r>
-      <w:r w:rsidR="5CE9AC6E34A74B589931C16C0A61652B">
+      <w:r w:rsidR="039289D3CDC1BBEA5526933AA93CE179">
         <w:fldChar w:fldCharType="end"/>
       </w:r>
     </w:p>
@@ -76,14 +76,14 @@
       </w:pPr>
       <w:proofErr w:type="gramStart"/>
       <w:proofErr w:type="gramEnd"/>
-      <w:bookmarkStart w:name="testid" w:id="20037306369738855204144298197880688055"/>
+      <w:bookmarkStart w:name="testid" w:id="61292665619860676319122385327668182336"/>
       <w:r>
         <w:rPr>
           <w:lang w:val="en-US"/>
         </w:rPr>
         <w:t>test</w:t>
       </w:r>
-      <w:bookmarkEnd w:id="20037306369738855204144298197880688055"/>
+      <w:bookmarkEnd w:id="61292665619860676319122385327668182336"/>
     </w:p>
     <w:p>
       <w:pPr>
